--- a/word_reports/LP_0220_위치_473_Lionel Richie_Can't Slow .docx
+++ b/word_reports/LP_0220_위치_473_Lionel Richie_Can't Slow .docx
@@ -4,7 +4,7 @@
   <w:body>
     <w:p>
       <w:pPr>
-        <w:spacing w:after="280"/>
+        <w:spacing w:after="80"/>
       </w:pPr>
       <w:r>
         <w:rPr w:rFonts="맑은 고딕">
@@ -13,94 +13,47 @@
           <w:color w:val="1E3A8A"/>
           <w:sz w:val="30"/>
         </w:rPr>
-        <w:t>[473] Lionel Richie - Can't Slow Down</w:t>
+        <w:t>Lionel Richie (라이오넬 리치) - Can't Slow Down</w:t>
       </w:r>
     </w:p>
     <w:p>
       <w:pPr>
-        <w:spacing w:after="320"/>
+        <w:spacing w:after="240"/>
       </w:pPr>
       <w:r>
         <w:rPr w:rFonts="맑은 고딕">
           <w:rFonts w:ascii="맑은 고딕" w:hAnsi="맑은 고딕" w:eastAsia="맑은 고딕"/>
           <w:b/>
-          <w:sz w:val="20"/>
+          <w:color w:val="4B5563"/>
+          <w:sz w:val="22"/>
         </w:rPr>
-        <w:t>■ 위치 : 473</w:t>
-        <w:br/>
-      </w:r>
-      <w:r>
-        <w:rPr w:rFonts="맑은 고딕">
-          <w:rFonts w:ascii="맑은 고딕" w:hAnsi="맑은 고딕" w:eastAsia="맑은 고딕"/>
-          <w:b/>
-          <w:sz w:val="20"/>
-        </w:rPr>
-        <w:t>■ 아티스트 : Lionel Richie</w:t>
-        <w:br/>
-      </w:r>
-      <w:r>
-        <w:rPr w:rFonts="맑은 고딕">
-          <w:rFonts w:ascii="맑은 고딕" w:hAnsi="맑은 고딕" w:eastAsia="맑은 고딕"/>
-          <w:b/>
-          <w:sz w:val="20"/>
-        </w:rPr>
-        <w:t>■ 앨범명 : Can't Slow Down</w:t>
-        <w:br/>
-      </w:r>
-      <w:r>
-        <w:rPr w:rFonts="맑은 고딕">
-          <w:rFonts w:ascii="맑은 고딕" w:hAnsi="맑은 고딕" w:eastAsia="맑은 고딕"/>
-          <w:b w:val="0"/>
-          <w:sz w:val="20"/>
-        </w:rPr>
-        <w:t>■ 음반 레이블 : Motown</w:t>
-        <w:br/>
-      </w:r>
-      <w:r>
-        <w:rPr w:rFonts="맑은 고딕">
-          <w:rFonts w:ascii="맑은 고딕" w:hAnsi="맑은 고딕" w:eastAsia="맑은 고딕"/>
-          <w:b w:val="0"/>
-          <w:sz w:val="20"/>
-        </w:rPr>
-        <w:t>■ 발매년도 : 1983</w:t>
-        <w:br/>
-      </w:r>
-      <w:r>
-        <w:rPr w:rFonts="맑은 고딕">
-          <w:rFonts w:ascii="맑은 고딕" w:hAnsi="맑은 고딕" w:eastAsia="맑은 고딕"/>
-          <w:b w:val="0"/>
-          <w:sz w:val="20"/>
-        </w:rPr>
-        <w:t>■ 장르 : 팝, R&amp;B, 소울, 소프트 록</w:t>
-        <w:br/>
-      </w:r>
-      <w:r>
-        <w:rPr w:rFonts="맑은 고딕">
-          <w:rFonts w:ascii="맑은 고딕" w:hAnsi="맑은 고딕" w:eastAsia="맑은 고딕"/>
-          <w:b w:val="0"/>
-          <w:sz w:val="20"/>
-        </w:rPr>
-        <w:t>■ 주요 수록곡 : 1. All Night Long (All Night)</w:t>
-        <w:br/>
+        <w:t>위치 :  473</w:t>
       </w:r>
     </w:p>
     <w:p>
       <w:pPr>
-        <w:spacing w:after="160"/>
+        <w:spacing w:line="324" w:lineRule="auto" w:before="80" w:after="160"/>
       </w:pPr>
       <w:r>
         <w:rPr w:rFonts="맑은 고딕">
           <w:rFonts w:ascii="맑은 고딕" w:hAnsi="맑은 고딕" w:eastAsia="맑은 고딕"/>
           <w:b/>
           <w:color w:val="1F2937"/>
-          <w:sz w:val="24"/>
+          <w:sz w:val="22"/>
         </w:rPr>
-        <w:t>■ 음반 해설 및 감상 가이드</w:t>
+        <w:t xml:space="preserve">[음반 소개] </w:t>
+      </w:r>
+      <w:r>
+        <w:rPr w:rFonts="맑은 고딕">
+          <w:rFonts w:ascii="맑은 고딕" w:hAnsi="맑은 고딕" w:eastAsia="맑은 고딕"/>
+          <w:b w:val="0"/>
+          <w:sz w:val="21"/>
+        </w:rPr>
       </w:r>
     </w:p>
     <w:p>
       <w:pPr>
-        <w:spacing w:line="312" w:lineRule="auto" w:after="120"/>
+        <w:spacing w:line="324" w:lineRule="auto" w:after="120"/>
       </w:pPr>
       <w:r>
         <w:rPr w:rFonts="맑은 고딕">
@@ -108,51 +61,516 @@
           <w:b w:val="0"/>
           <w:sz w:val="21"/>
         </w:rPr>
-        <w:t>1980년대 팝 음악사의 찬란한 금탑을 쌓은 라이오널 리치(Lionel Richie)의 두 번째 솔로 정규 앨범 《Can't Slow Down》은 그의 음악적 정점이 담긴 불멸의 명반입니다. 그룹 코모도어스(The Commodores)를 떠나 성공적인 솔로 아티스트로 안착한 그는 1983년 모타운(Motown) 레이블을 통해 이 음반을 선보이며 전 세계를 매료시켰습니다. 1985년 제27회 그래미 어워드에서 최고 영예인 '올해의 앨범(Album of the Year)'을 수상하고 전 세계적으로 2천만 장 이상의 판매고를 올린 이 작품은 대중성과 음악성을 완벽히 조화시킨 80년대 팝 르네상스의 시그니처와도 같습니다.</w:t>
+        <w:t>1980년대 팝 음악의 찬란한 황금기 한가운데에서 라이오넬 리치가 빚어낸 《Can't Slow Down》은 소울의 깊은 정초 위에 대중적 팝의 세련된 선율을 완벽히 수놓은 불멸의 명반입니다. 코모도스(Commodores) 시절부터 다져온 특유의 서정성과 시대를 앞서간 감각적 프로듀싱은 전 세계 리스너들의 심금을 울리며 밤의 낭만을 노래했습니다. 턴테이블의 바늘 끝을 타고 흐르는 그의 부드럽고 온화한 음색은 반세기가 흐른 지금까지도 가슴 벅찬 온기와 순수한 사랑의 감정을 환기합니다. 흑인 음악의 품격을 팝의 주류 최정상에 올려놓으며 시대를 초월한 감동을 선사하는 역작입니다.</w:t>
       </w:r>
     </w:p>
     <w:p>
       <w:pPr>
-        <w:spacing w:line="312" w:lineRule="auto" w:after="120"/>
+        <w:spacing w:line="324" w:lineRule="auto" w:before="200" w:after="80"/>
       </w:pPr>
+      <w:r>
+        <w:rPr w:rFonts="맑은 고딕">
+          <w:rFonts w:ascii="맑은 고딕" w:hAnsi="맑은 고딕" w:eastAsia="맑은 고딕"/>
+          <w:b/>
+          <w:color w:val="1E3A8A"/>
+          <w:sz w:val="24"/>
+        </w:rPr>
+        <w:t>1. 음반 데이터</w:t>
+      </w:r>
+    </w:p>
+    <w:p>
+      <w:pPr>
+        <w:spacing w:line="324" w:lineRule="auto" w:after="80"/>
+      </w:pPr>
+      <w:r>
+        <w:rPr w:rFonts="맑은 고딕">
+          <w:rFonts w:ascii="맑은 고딕" w:hAnsi="맑은 고딕" w:eastAsia="맑은 고딕"/>
+          <w:b w:val="0"/>
+          <w:color w:val="6B7280"/>
+          <w:sz w:val="21"/>
+        </w:rPr>
+        <w:t xml:space="preserve">· </w:t>
+      </w:r>
+      <w:r>
+        <w:rPr w:rFonts="맑은 고딕">
+          <w:rFonts w:ascii="맑은 고딕" w:hAnsi="맑은 고딕" w:eastAsia="맑은 고딕"/>
+          <w:b/>
+          <w:color w:val="1F2937"/>
+          <w:sz w:val="21"/>
+        </w:rPr>
+        <w:t xml:space="preserve">앨범명: </w:t>
+      </w:r>
       <w:r>
         <w:rPr w:rFonts="맑은 고딕">
           <w:rFonts w:ascii="맑은 고딕" w:hAnsi="맑은 고딕" w:eastAsia="맑은 고딕"/>
           <w:b w:val="0"/>
           <w:sz w:val="21"/>
         </w:rPr>
-        <w:t>본 음반은 소울과 R&amp;B라는 뿌리 위에 세련된 메인스트림 팝, 소프트 록, 그리고 커리비안 리듬과 컨트리 요소까지 유연하게 포섭하며 장르의 경계를 무색하게 만듭니다. 라이오널 리치 특유의 감미롭고 신사적인 보컬은 절제되면서도 깊은 감정 선을 자아내며, 당대 최고의 프로듀서들과 스튜디오 뮤지션들이 참여해 구축한 완벽한 사운드 밸런스는 음반 전체에 유려하고 다채로운 미학을 부여합니다.</w:t>
+        <w:t>Can't Slow Down</w:t>
       </w:r>
     </w:p>
     <w:p>
       <w:pPr>
-        <w:spacing w:line="312" w:lineRule="auto" w:after="120"/>
+        <w:spacing w:line="324" w:lineRule="auto" w:after="80"/>
       </w:pPr>
+      <w:r>
+        <w:rPr w:rFonts="맑은 고딕">
+          <w:rFonts w:ascii="맑은 고딕" w:hAnsi="맑은 고딕" w:eastAsia="맑은 고딕"/>
+          <w:b w:val="0"/>
+          <w:color w:val="6B7280"/>
+          <w:sz w:val="21"/>
+        </w:rPr>
+        <w:t xml:space="preserve">· </w:t>
+      </w:r>
+      <w:r>
+        <w:rPr w:rFonts="맑은 고딕">
+          <w:rFonts w:ascii="맑은 고딕" w:hAnsi="맑은 고딕" w:eastAsia="맑은 고딕"/>
+          <w:b/>
+          <w:color w:val="1F2937"/>
+          <w:sz w:val="21"/>
+        </w:rPr>
+        <w:t xml:space="preserve">아티스트: </w:t>
+      </w:r>
       <w:r>
         <w:rPr w:rFonts="맑은 고딕">
           <w:rFonts w:ascii="맑은 고딕" w:hAnsi="맑은 고딕" w:eastAsia="맑은 고딕"/>
           <w:b w:val="0"/>
           <w:sz w:val="21"/>
         </w:rPr>
-        <w:t>수록곡들은 단 한 곡도 스킵할 수 없을 만큼 밀도 높은 완성도를 자랑합니다. 카리브해의 열정적인 리듬과 긍정의 에너지가 넘쳐나는 축가 "All Night Long (All Night)"은 듣는 이를 단숨에 매료시키며, 애절한 멜로디와 드라마틱한 보컬이 돋보이는 불후의 클래식 발라드 "Hello"는 가슴 깊은 울림을 선사합니다. 또한 스티브 루카서(Steve Lukather)의 날카로운 기타 솔로가 경쾌하게 질주하는 "Running with the Night"의 도시적인 감각과, 따스한 어쿠스틱 온기가 느껴지는 컨트리 팝 "Stuck on You"는 라이오널 리치의 폭넓은 송라이팅 스펙트럼을 증명합니다.</w:t>
+        <w:t>Lionel Richie (라이오넬 리치)</w:t>
       </w:r>
     </w:p>
     <w:p>
       <w:pPr>
-        <w:spacing w:line="312" w:lineRule="auto" w:after="120"/>
+        <w:spacing w:line="324" w:lineRule="auto" w:after="80"/>
       </w:pPr>
+      <w:r>
+        <w:rPr w:rFonts="맑은 고딕">
+          <w:rFonts w:ascii="맑은 고딕" w:hAnsi="맑은 고딕" w:eastAsia="맑은 고딕"/>
+          <w:b w:val="0"/>
+          <w:color w:val="6B7280"/>
+          <w:sz w:val="21"/>
+        </w:rPr>
+        <w:t xml:space="preserve">· </w:t>
+      </w:r>
+      <w:r>
+        <w:rPr w:rFonts="맑은 고딕">
+          <w:rFonts w:ascii="맑은 고딕" w:hAnsi="맑은 고딕" w:eastAsia="맑은 고딕"/>
+          <w:b/>
+          <w:color w:val="1F2937"/>
+          <w:sz w:val="21"/>
+        </w:rPr>
+        <w:t xml:space="preserve">발매 정보: </w:t>
+      </w:r>
       <w:r>
         <w:rPr w:rFonts="맑은 고딕">
           <w:rFonts w:ascii="맑은 고딕" w:hAnsi="맑은 고딕" w:eastAsia="맑은 고딕"/>
           <w:b w:val="0"/>
           <w:sz w:val="21"/>
         </w:rPr>
-        <w:t>《Can't Slow Down》은 멈추지 않는 창작열과 시대를 통찰한 대중적 감수성이 완벽하게 결합한 팝 음악의 정수입니다. LP의 따뜻한 아날로그 질감으로 감상할 때, 정교하게 레이어드된 악기들의 울림과 라이오널 리치의 숨결은 한층 더 감 감미롭고 풍성하게 다가옵니다. 세월의 흐름을 뛰어넘어 여전히 변함없는 감동과 설렘을 전해주는, 음반 컬렉션에서 결코 빠질 수 없는 품격 높은 명반입니다.</w:t>
+        <w:t>1983년 10월 미국의 유서 깊은 레이블 모타운(Motown)을 통해 발매된 라이오넬 리치의 솔로 정규 2집으로, 그의 음악적 독립과 만개한 예술적 통솔력을 알린 상징적 음반입니다.</w:t>
+      </w:r>
+    </w:p>
+    <w:p>
+      <w:pPr>
+        <w:spacing w:line="324" w:lineRule="auto" w:after="80"/>
+      </w:pPr>
+      <w:r>
+        <w:rPr w:rFonts="맑은 고딕">
+          <w:rFonts w:ascii="맑은 고딕" w:hAnsi="맑은 고딕" w:eastAsia="맑은 고딕"/>
+          <w:b w:val="0"/>
+          <w:color w:val="6B7280"/>
+          <w:sz w:val="21"/>
+        </w:rPr>
+        <w:t xml:space="preserve">· </w:t>
+      </w:r>
+      <w:r>
+        <w:rPr w:rFonts="맑은 고딕">
+          <w:rFonts w:ascii="맑은 고딕" w:hAnsi="맑은 고딕" w:eastAsia="맑은 고딕"/>
+          <w:b/>
+          <w:color w:val="1F2937"/>
+          <w:sz w:val="21"/>
+        </w:rPr>
+        <w:t xml:space="preserve">LP 인기도(판매량): </w:t>
+      </w:r>
+      <w:r>
+        <w:rPr w:rFonts="맑은 고딕">
+          <w:rFonts w:ascii="맑은 고딕" w:hAnsi="맑은 고딕" w:eastAsia="맑은 고딕"/>
+          <w:b w:val="0"/>
+          <w:sz w:val="21"/>
+        </w:rPr>
+        <w:t>미국 빌보드 200 차트 1위를 기록하고 차트에 160주 동안 머무는 기염을 토했으며, 전 세계적으로 2,000만 장 이상의 경이적인 판매고를 올려 RIAA 다이아몬드 인증을 획득했습니다.</w:t>
+      </w:r>
+    </w:p>
+    <w:p>
+      <w:pPr>
+        <w:spacing w:line="324" w:lineRule="auto" w:after="80"/>
+      </w:pPr>
+      <w:r>
+        <w:rPr w:rFonts="맑은 고딕">
+          <w:rFonts w:ascii="맑은 고딕" w:hAnsi="맑은 고딕" w:eastAsia="맑은 고딕"/>
+          <w:b w:val="0"/>
+          <w:color w:val="6B7280"/>
+          <w:sz w:val="21"/>
+        </w:rPr>
+        <w:t xml:space="preserve">· </w:t>
+      </w:r>
+      <w:r>
+        <w:rPr w:rFonts="맑은 고딕">
+          <w:rFonts w:ascii="맑은 고딕" w:hAnsi="맑은 고딕" w:eastAsia="맑은 고딕"/>
+          <w:b/>
+          <w:color w:val="1F2937"/>
+          <w:sz w:val="21"/>
+        </w:rPr>
+        <w:t xml:space="preserve">각종 수상경력: </w:t>
+      </w:r>
+      <w:r>
+        <w:rPr w:rFonts="맑은 고딕">
+          <w:rFonts w:ascii="맑은 고딕" w:hAnsi="맑은 고딕" w:eastAsia="맑은 고딕"/>
+          <w:b w:val="0"/>
+          <w:sz w:val="21"/>
+        </w:rPr>
+        <w:t>1985년 제27회 그래미 어워드에서 대망의 '올해의 앨범상(Album of the Year)'과 '올해의 프로듀서상'을 거머쥐며 대중성과 음악성을 동시에 공인받았습니다.</w:t>
+      </w:r>
+    </w:p>
+    <w:p>
+      <w:pPr>
+        <w:spacing w:line="324" w:lineRule="auto" w:before="200" w:after="80"/>
+      </w:pPr>
+      <w:r>
+        <w:rPr w:rFonts="맑은 고딕">
+          <w:rFonts w:ascii="맑은 고딕" w:hAnsi="맑은 고딕" w:eastAsia="맑은 고딕"/>
+          <w:b/>
+          <w:color w:val="1E3A8A"/>
+          <w:sz w:val="24"/>
+        </w:rPr>
+        <w:t>2. 아티스트 정보</w:t>
+      </w:r>
+    </w:p>
+    <w:p>
+      <w:pPr>
+        <w:spacing w:line="324" w:lineRule="auto" w:after="80"/>
+      </w:pPr>
+      <w:r>
+        <w:rPr w:rFonts="맑은 고딕">
+          <w:rFonts w:ascii="맑은 고딕" w:hAnsi="맑은 고딕" w:eastAsia="맑은 고딕"/>
+          <w:b w:val="0"/>
+          <w:color w:val="6B7280"/>
+          <w:sz w:val="21"/>
+        </w:rPr>
+        <w:t xml:space="preserve">· </w:t>
+      </w:r>
+      <w:r>
+        <w:rPr w:rFonts="맑은 고딕">
+          <w:rFonts w:ascii="맑은 고딕" w:hAnsi="맑은 고딕" w:eastAsia="맑은 고딕"/>
+          <w:b/>
+          <w:color w:val="1F2937"/>
+          <w:sz w:val="21"/>
+        </w:rPr>
+        <w:t xml:space="preserve">국적: </w:t>
+      </w:r>
+      <w:r>
+        <w:rPr w:rFonts="맑은 고딕">
+          <w:rFonts w:ascii="맑은 고딕" w:hAnsi="맑은 고딕" w:eastAsia="맑은 고딕"/>
+          <w:b w:val="0"/>
+          <w:sz w:val="21"/>
+        </w:rPr>
+        <w:t>미국 (USA)</w:t>
+      </w:r>
+    </w:p>
+    <w:p>
+      <w:pPr>
+        <w:spacing w:line="324" w:lineRule="auto" w:after="80"/>
+      </w:pPr>
+      <w:r>
+        <w:rPr w:rFonts="맑은 고딕">
+          <w:rFonts w:ascii="맑은 고딕" w:hAnsi="맑은 고딕" w:eastAsia="맑은 고딕"/>
+          <w:b w:val="0"/>
+          <w:color w:val="6B7280"/>
+          <w:sz w:val="21"/>
+        </w:rPr>
+        <w:t xml:space="preserve">· </w:t>
+      </w:r>
+      <w:r>
+        <w:rPr w:rFonts="맑은 고딕">
+          <w:rFonts w:ascii="맑은 고딕" w:hAnsi="맑은 고딕" w:eastAsia="맑은 고딕"/>
+          <w:b/>
+          <w:color w:val="1F2937"/>
+          <w:sz w:val="21"/>
+        </w:rPr>
+        <w:t xml:space="preserve">생몰년도: </w:t>
+      </w:r>
+      <w:r>
+        <w:rPr w:rFonts="맑은 고딕">
+          <w:rFonts w:ascii="맑은 고딕" w:hAnsi="맑은 고딕" w:eastAsia="맑은 고딕"/>
+          <w:b w:val="0"/>
+          <w:sz w:val="21"/>
+        </w:rPr>
+        <w:t>1949년 6월 20일 출생</w:t>
+      </w:r>
+    </w:p>
+    <w:p>
+      <w:pPr>
+        <w:spacing w:line="324" w:lineRule="auto" w:after="80"/>
+      </w:pPr>
+      <w:r>
+        <w:rPr w:rFonts="맑은 고딕">
+          <w:rFonts w:ascii="맑은 고딕" w:hAnsi="맑은 고딕" w:eastAsia="맑은 고딕"/>
+          <w:b w:val="0"/>
+          <w:color w:val="6B7280"/>
+          <w:sz w:val="21"/>
+        </w:rPr>
+        <w:t xml:space="preserve">· </w:t>
+      </w:r>
+      <w:r>
+        <w:rPr w:rFonts="맑은 고딕">
+          <w:rFonts w:ascii="맑은 고딕" w:hAnsi="맑은 고딕" w:eastAsia="맑은 고딕"/>
+          <w:b/>
+          <w:color w:val="1F2937"/>
+          <w:sz w:val="21"/>
+        </w:rPr>
+        <w:t xml:space="preserve">그룹 소속: </w:t>
+      </w:r>
+      <w:r>
+        <w:rPr w:rFonts="맑은 고딕">
+          <w:rFonts w:ascii="맑은 고딕" w:hAnsi="맑은 고딕" w:eastAsia="맑은 고딕"/>
+          <w:b w:val="0"/>
+          <w:sz w:val="21"/>
+        </w:rPr>
+        <w:t>솔로 (전 Commodores 멤버)</w:t>
+      </w:r>
+    </w:p>
+    <w:p>
+      <w:pPr>
+        <w:spacing w:line="324" w:lineRule="auto" w:after="80"/>
+      </w:pPr>
+      <w:r>
+        <w:rPr w:rFonts="맑은 고딕">
+          <w:rFonts w:ascii="맑은 고딕" w:hAnsi="맑은 고딕" w:eastAsia="맑은 고딕"/>
+          <w:b w:val="0"/>
+          <w:color w:val="6B7280"/>
+          <w:sz w:val="21"/>
+        </w:rPr>
+        <w:t xml:space="preserve">· </w:t>
+      </w:r>
+      <w:r>
+        <w:rPr w:rFonts="맑은 고딕">
+          <w:rFonts w:ascii="맑은 고딕" w:hAnsi="맑은 고딕" w:eastAsia="맑은 고딕"/>
+          <w:b/>
+          <w:color w:val="1F2937"/>
+          <w:sz w:val="21"/>
+        </w:rPr>
+        <w:t xml:space="preserve">아티스트 소개: </w:t>
+      </w:r>
+      <w:r>
+        <w:rPr w:rFonts="맑은 고딕">
+          <w:rFonts w:ascii="맑은 고딕" w:hAnsi="맑은 고딕" w:eastAsia="맑은 고딕"/>
+          <w:b w:val="0"/>
+          <w:sz w:val="21"/>
+        </w:rPr>
+        <w:t>라이오넬 리치는 전설적인 소울 훵크 밴드 코모도스의 리드 보컬이자 작곡가로 출발하여 탁월한 멜로디 메이킹 능력을 인정받은 대가입니다. 솔로 전향 후에는 팝과 R&amp;B, 컨트리를 아우르는 유려한 크로스오버 발라드로 1980년대를 지배한 보컬리스트이자 작곡가로서 팝 음악사에 거대한 발자취를 남겼습니다.</w:t>
+      </w:r>
+    </w:p>
+    <w:p>
+      <w:pPr>
+        <w:spacing w:line="324" w:lineRule="auto" w:before="200" w:after="80"/>
+      </w:pPr>
+      <w:r>
+        <w:rPr w:rFonts="맑은 고딕">
+          <w:rFonts w:ascii="맑은 고딕" w:hAnsi="맑은 고딕" w:eastAsia="맑은 고딕"/>
+          <w:b/>
+          <w:color w:val="1E3A8A"/>
+          <w:sz w:val="24"/>
+        </w:rPr>
+        <w:t>3. 음반 상세 분석</w:t>
+      </w:r>
+    </w:p>
+    <w:p>
+      <w:pPr>
+        <w:spacing w:line="324" w:lineRule="auto" w:after="80"/>
+      </w:pPr>
+      <w:r>
+        <w:rPr w:rFonts="맑은 고딕">
+          <w:rFonts w:ascii="맑은 고딕" w:hAnsi="맑은 고딕" w:eastAsia="맑은 고딕"/>
+          <w:b w:val="0"/>
+          <w:color w:val="6B7280"/>
+          <w:sz w:val="21"/>
+        </w:rPr>
+        <w:t xml:space="preserve">· </w:t>
+      </w:r>
+      <w:r>
+        <w:rPr w:rFonts="맑은 고딕">
+          <w:rFonts w:ascii="맑은 고딕" w:hAnsi="맑은 고딕" w:eastAsia="맑은 고딕"/>
+          <w:b/>
+          <w:color w:val="1F2937"/>
+          <w:sz w:val="21"/>
+        </w:rPr>
+        <w:t xml:space="preserve">역사적 위치: </w:t>
+      </w:r>
+      <w:r>
+        <w:rPr w:rFonts="맑은 고딕">
+          <w:rFonts w:ascii="맑은 고딕" w:hAnsi="맑은 고딕" w:eastAsia="맑은 고딕"/>
+          <w:b w:val="0"/>
+          <w:sz w:val="21"/>
+        </w:rPr>
+        <w:t>마이클 잭슨의 《Thriller》, 프린스의 《Purple Rain》과 더불어 1980년대 흑인 아티스트가 팝 음악계의 패권을 장악했음을 증명한 중대한 음악사적 이정표입니다. 수록된 8곡 중 무려 5곡이 빌보드 싱글 차트 톱 10에 진입하는 무결점의 구성을 보여주었으며, R&amp;B와 팝, 록, 월드뮤직의 요소를 한 치의 오차도 없이 직조해 낸 80년대 팝 프로듀싱의 절대적 교과서로 평가받습니다.</w:t>
+      </w:r>
+    </w:p>
+    <w:p>
+      <w:pPr>
+        <w:spacing w:line="324" w:lineRule="auto" w:after="80"/>
+      </w:pPr>
+      <w:r>
+        <w:rPr w:rFonts="맑은 고딕">
+          <w:rFonts w:ascii="맑은 고딕" w:hAnsi="맑은 고딕" w:eastAsia="맑은 고딕"/>
+          <w:b w:val="0"/>
+          <w:color w:val="6B7280"/>
+          <w:sz w:val="21"/>
+        </w:rPr>
+        <w:t xml:space="preserve">· </w:t>
+      </w:r>
+      <w:r>
+        <w:rPr w:rFonts="맑은 고딕">
+          <w:rFonts w:ascii="맑은 고딕" w:hAnsi="맑은 고딕" w:eastAsia="맑은 고딕"/>
+          <w:b/>
+          <w:color w:val="1F2937"/>
+          <w:sz w:val="21"/>
+        </w:rPr>
+        <w:t xml:space="preserve">시대의 흔적(스토리텔링): </w:t>
+      </w:r>
+      <w:r>
+        <w:rPr w:rFonts="맑은 고딕">
+          <w:rFonts w:ascii="맑은 고딕" w:hAnsi="맑은 고딕" w:eastAsia="맑은 고딕"/>
+          <w:b w:val="0"/>
+          <w:sz w:val="21"/>
+        </w:rPr>
+        <w:t>MTV의 태동과 함께 시각과 청각이 결합하던 1980년대 초반, 이 앨범은 전 세계 젊은이들의 라디오와 카세트 플레이어, 그리고 밤거리의 축제를 가득 채웠습니다. 화려하고 역동적인 도시의 불빛 이면에 깃든 고독과 낭만, 사랑의 고백을 따스하게 어루만지며 당시 청춘들의 보편적 감수성을 대변해 준 정서적 안식처였습니다.</w:t>
+      </w:r>
+    </w:p>
+    <w:p>
+      <w:pPr>
+        <w:spacing w:line="324" w:lineRule="auto" w:before="200" w:after="80"/>
+      </w:pPr>
+      <w:r>
+        <w:rPr w:rFonts="맑은 고딕">
+          <w:rFonts w:ascii="맑은 고딕" w:hAnsi="맑은 고딕" w:eastAsia="맑은 고딕"/>
+          <w:b/>
+          <w:color w:val="1E3A8A"/>
+          <w:sz w:val="24"/>
+        </w:rPr>
+        <w:t>4. 주요 수록곡 및 감상 제언</w:t>
+      </w:r>
+    </w:p>
+    <w:p>
+      <w:pPr>
+        <w:spacing w:line="324" w:lineRule="auto" w:after="80"/>
+      </w:pPr>
+      <w:r>
+        <w:rPr w:rFonts="맑은 고딕">
+          <w:rFonts w:ascii="맑은 고딕" w:hAnsi="맑은 고딕" w:eastAsia="맑은 고딕"/>
+          <w:b w:val="0"/>
+          <w:color w:val="6B7280"/>
+          <w:sz w:val="21"/>
+        </w:rPr>
+        <w:t xml:space="preserve">· </w:t>
+      </w:r>
+      <w:r>
+        <w:rPr w:rFonts="맑은 고딕">
+          <w:rFonts w:ascii="맑은 고딕" w:hAnsi="맑은 고딕" w:eastAsia="맑은 고딕"/>
+          <w:b/>
+          <w:color w:val="1F2937"/>
+          <w:sz w:val="21"/>
+        </w:rPr>
+        <w:t xml:space="preserve">주요 수록곡 특징: </w:t>
+      </w:r>
+      <w:r>
+        <w:rPr w:rFonts="맑은 고딕">
+          <w:rFonts w:ascii="맑은 고딕" w:hAnsi="맑은 고딕" w:eastAsia="맑은 고딕"/>
+          <w:b w:val="0"/>
+          <w:sz w:val="21"/>
+        </w:rPr>
+        <w:t>애절한 피아노 선율과 호소력 짙은 보컬이 심장을 파고드는 불후의 러브 테마 'Hello', 카리브해의 흥겨운 리듬과 생명력 넘치는 축제의 에너지를 담아낸 'All Night Long (All Night)', 컨트리 풍의 포근함으로 마음을 무장해제시키는 'Stuck on You', 도회적인 록 비트와 세련된 편곡이 돋보이는 'Running with the Night' 등 전 곡이 각기 다른 색채의 서정성과 에너지를 발산합니다.</w:t>
+      </w:r>
+    </w:p>
+    <w:p>
+      <w:pPr>
+        <w:spacing w:line="324" w:lineRule="auto" w:after="80"/>
+      </w:pPr>
+      <w:r>
+        <w:rPr w:rFonts="맑은 고딕">
+          <w:rFonts w:ascii="맑은 고딕" w:hAnsi="맑은 고딕" w:eastAsia="맑은 고딕"/>
+          <w:b w:val="0"/>
+          <w:color w:val="6B7280"/>
+          <w:sz w:val="21"/>
+        </w:rPr>
+        <w:t xml:space="preserve">· </w:t>
+      </w:r>
+      <w:r>
+        <w:rPr w:rFonts="맑은 고딕">
+          <w:rFonts w:ascii="맑은 고딕" w:hAnsi="맑은 고딕" w:eastAsia="맑은 고딕"/>
+          <w:b/>
+          <w:color w:val="1F2937"/>
+          <w:sz w:val="21"/>
+        </w:rPr>
+        <w:t xml:space="preserve">빈티지 감상 제언: </w:t>
+      </w:r>
+      <w:r>
+        <w:rPr w:rFonts="맑은 고딕">
+          <w:rFonts w:ascii="맑은 고딕" w:hAnsi="맑은 고딕" w:eastAsia="맑은 고딕"/>
+          <w:b w:val="0"/>
+          <w:sz w:val="21"/>
+        </w:rPr>
+        <w:t>당시 아날로그 마스터링 기술의 정점을 보여주는 LP로, 두툼한 베이스 라인과 섬세하게 분리된 어쿠스틱 악기들의 결이 일품입니다. 진공관 앰프의 온기 어린 배음과 턴테이블 카트리지가 긁어내는 미세한 질감을 통해 들을 때, 'Hello' 도입부의 피아노 터치와 라이오넬 리치의 감미로운 숨결이 리스닝 룸 가득 입체적으로 피어오르는 경험을 선사합니다.</w:t>
+      </w:r>
+    </w:p>
+    <w:p>
+      <w:pPr>
+        <w:spacing w:line="324" w:lineRule="auto" w:after="80"/>
+      </w:pPr>
+      <w:r>
+        <w:rPr w:rFonts="맑은 고딕">
+          <w:rFonts w:ascii="맑은 고딕" w:hAnsi="맑은 고딕" w:eastAsia="맑은 고딕"/>
+          <w:b w:val="0"/>
+          <w:color w:val="6B7280"/>
+          <w:sz w:val="21"/>
+        </w:rPr>
+        <w:t xml:space="preserve">· </w:t>
+      </w:r>
+      <w:r>
+        <w:rPr w:rFonts="맑은 고딕">
+          <w:rFonts w:ascii="맑은 고딕" w:hAnsi="맑은 고딕" w:eastAsia="맑은 고딕"/>
+          <w:b/>
+          <w:color w:val="1F2937"/>
+          <w:sz w:val="21"/>
+        </w:rPr>
+        <w:t xml:space="preserve">소장 가치: </w:t>
+      </w:r>
+      <w:r>
+        <w:rPr w:rFonts="맑은 고딕">
+          <w:rFonts w:ascii="맑은 고딕" w:hAnsi="맑은 고딕" w:eastAsia="맑은 고딕"/>
+          <w:b w:val="0"/>
+          <w:sz w:val="21"/>
+        </w:rPr>
+        <w:t>80년대 팝 음악의 정수가 응축된 완성도 높은 마스터피스이자, 모타운 사운드의 현대적 진화를 확인할 수 있는 필수 수록반입니다. 시대를 불문하고 누구나 공감할 수 있는 멜로디의 미학을 지닌 앨범으로, 아날로그의 질감으로 그 시절의 낭만을 영구히 소유하고자 하는 오디오파일과 LP 컬렉터에게 대체 불가능한 소장 가치를 지닙니다.</w:t>
+      </w:r>
+    </w:p>
+    <w:p>
+      <w:pPr>
+        <w:spacing w:line="324" w:lineRule="auto" w:after="120" w:before="160"/>
+      </w:pPr>
+      <w:r>
+        <w:rPr w:rFonts="맑은 고딕">
+          <w:rFonts w:ascii="맑은 고딕" w:hAnsi="맑은 고딕" w:eastAsia="맑은 고딕"/>
+          <w:b/>
+          <w:color w:val="4338CA"/>
+          <w:sz w:val="21"/>
+        </w:rPr>
+        <w:t>이 음반을 통해 아날로그의 따스한 결을 타고 흐르는 80년대 팝의 눈부신 황금기와 라이오넬 리치의 온기 어린 멜로디가 전해주는 감동을 다시 한번 경험해 보시는 것은 어떨까요?</w:t>
       </w:r>
     </w:p>
     <w:sectPr>
       <w:pgSz w:w="12240" w:h="15840"/>
-      <w:pgMar w:top="1440" w:right="1440" w:bottom="1440" w:left="1440" w:header="720" w:footer="720" w:gutter="0"/>
+      <w:pgMar w:top="1152" w:right="1296" w:bottom="1152" w:left="1296" w:header="720" w:footer="720" w:gutter="0"/>
       <w:cols w:space="720"/>
       <w:docGrid w:linePitch="360"/>
     </w:sectPr>

--- a/word_reports/LP_0220_위치_473_Lionel Richie_Can't Slow .docx
+++ b/word_reports/LP_0220_위치_473_Lionel Richie_Can't Slow .docx
@@ -32,7 +32,7 @@
     </w:p>
     <w:p>
       <w:pPr>
-        <w:spacing w:line="324" w:lineRule="auto" w:before="80" w:after="160"/>
+        <w:spacing w:line="324" w:lineRule="auto" w:before="80" w:after="120"/>
       </w:pPr>
       <w:r>
         <w:rPr w:rFonts="맑은 고딕">
@@ -42,13 +42,6 @@
           <w:sz w:val="22"/>
         </w:rPr>
         <w:t xml:space="preserve">[음반 소개] </w:t>
-      </w:r>
-      <w:r>
-        <w:rPr w:rFonts="맑은 고딕">
-          <w:rFonts w:ascii="맑은 고딕" w:hAnsi="맑은 고딕" w:eastAsia="맑은 고딕"/>
-          <w:b w:val="0"/>
-          <w:sz w:val="21"/>
-        </w:rPr>
       </w:r>
     </w:p>
     <w:p>
@@ -61,7 +54,33 @@
           <w:b w:val="0"/>
           <w:sz w:val="21"/>
         </w:rPr>
-        <w:t>1980년대 팝 음악의 찬란한 황금기 한가운데에서 라이오넬 리치가 빚어낸 《Can't Slow Down》은 소울의 깊은 정초 위에 대중적 팝의 세련된 선율을 완벽히 수놓은 불멸의 명반입니다. 코모도스(Commodores) 시절부터 다져온 특유의 서정성과 시대를 앞서간 감각적 프로듀싱은 전 세계 리스너들의 심금을 울리며 밤의 낭만을 노래했습니다. 턴테이블의 바늘 끝을 타고 흐르는 그의 부드럽고 온화한 음색은 반세기가 흐른 지금까지도 가슴 벅찬 온기와 순수한 사랑의 감정을 환기합니다. 흑인 음악의 품격을 팝의 주류 최정상에 올려놓으며 시대를 초월한 감동을 선사하는 역작입니다.</w:t>
+        <w:t>1980년대 초반, 전 세계 대중음악계는 거대한 변혁의 물결 속에 놓여 있었습니다. 흑인 음악의 유서 깊은 산실인 모타운(Motown)의 황금기를 이끌었던 그룹 코모도스(Commodores)의 영혼, 라이오넬 리치는 그룹이라는 견고한 울타리를 벗어나 오롯이 홀로 서기를 감행했습니다. 1982년 솔로 데뷔작의 성공적인 연착륙에 이어 1983년 10월 발표된 정규 2집 『Can't Slow Down』은 그가 단순한 R&amp;B 싱어를 넘어 인종과 장르의 경계를 완전히 허문 '보편적 팝의 거장'으로 우뚝 섰음을 선언한 찬란한 기념비였습니다.</w:t>
+      </w:r>
+    </w:p>
+    <w:p>
+      <w:pPr>
+        <w:spacing w:line="324" w:lineRule="auto" w:after="120"/>
+      </w:pPr>
+      <w:r>
+        <w:rPr w:rFonts="맑은 고딕">
+          <w:rFonts w:ascii="맑은 고딕" w:hAnsi="맑은 고딕" w:eastAsia="맑은 고딕"/>
+          <w:b w:val="0"/>
+          <w:sz w:val="21"/>
+        </w:rPr>
+        <w:t>이 앨범은 팝, 록, 컨트리, 소울, 그리고 카리브해의 월드 뮤직 리듬까지 유려하게 포용하며 음악적 순혈주의를 뛰어넘은 크로스오버의 미학을 완성했습니다. 명프로듀서 제임스 앤서니 카마이클(James Anthony Carmichael)과의 치밀한 협업 속에서 조율된 사운드는 당대 최고의 세션 뮤지션들의 숨결을 덧입어 화려하면서도 지극히 단아한 품격을 유지합니다. 리치가 전하고자 했던 예술적 철학은 인간 내면의 가장 원초적이고 순수한 감정인 ‘사랑’과 ‘삶에 대한 긍정’이었으며, 그의 멜로디는 세련된 편곡의 숲 속에서도 언제나 명징하고 따스하게 청자의 심금을 울렸습니다.</w:t>
+      </w:r>
+    </w:p>
+    <w:p>
+      <w:pPr>
+        <w:spacing w:line="324" w:lineRule="auto" w:after="120"/>
+      </w:pPr>
+      <w:r>
+        <w:rPr w:rFonts="맑은 고딕">
+          <w:rFonts w:ascii="맑은 고딕" w:hAnsi="맑은 고딕" w:eastAsia="맑은 고딕"/>
+          <w:b w:val="0"/>
+          <w:sz w:val="21"/>
+        </w:rPr>
+        <w:t>수록곡 전반에 흐르는 유려한 서정성은 40여 년의 세월이 흐른 지금까지도 전혀 퇴색되지 않은 아날로그적 온기를 머금고 있습니다. 세상의 모든 고독한 영혼을 위무하는 깊은 밤의 세레나데부터, 찬란한 빛으로 어둠을 몰아내는 축제의 리듬까지, 이 음반은 한 시대의 유행가를 넘어 인류의 기억 속에 각인된 위대한 음악적 유산으로 자리합니다. 그것은 기술의 발전만으로는 결코 흉내 낼 수 없는, 진심을 담은 보컬과 완벽에 가까운 송라이팅이 빚어낸 영원불멸의 예술적 성취입니다.</w:t>
       </w:r>
     </w:p>
     <w:p>
@@ -168,7 +187,7 @@
           <w:b w:val="0"/>
           <w:sz w:val="21"/>
         </w:rPr>
-        <w:t>1983년 10월 미국의 유서 깊은 레이블 모타운(Motown)을 통해 발매된 라이오넬 리치의 솔로 정규 2집으로, 그의 음악적 독립과 만개한 예술적 통솔력을 알린 상징적 음반입니다.</w:t>
+        <w:t>1983년 10월 11일 유서 깊은 명문 레이블 모타운(Motown)을 통해 발매되었으며, 아티스트로서의 전성기적 기량과 음악적 완숙미가 집대성된 정규 솔로 2집 앨범입니다.</w:t>
       </w:r>
     </w:p>
     <w:p>
@@ -199,7 +218,7 @@
           <w:b w:val="0"/>
           <w:sz w:val="21"/>
         </w:rPr>
-        <w:t>미국 빌보드 200 차트 1위를 기록하고 차트에 160주 동안 머무는 기염을 토했으며, 전 세계적으로 2,000만 장 이상의 경이적인 판매고를 올려 RIAA 다이아몬드 인증을 획득했습니다.</w:t>
+        <w:t>빌보드 200 앨범 차트 1위에 올랐을 뿐만 아니라 무려 59주 연속 톱 10을 유지하는 대기록을 세웠으며, 전 세계적으로 2,000만 장 이상의 판매고를 올리며 미국음반산업협회(RIAA) 다이아몬드 인증을 획득했습니다.</w:t>
       </w:r>
     </w:p>
     <w:p>
@@ -230,7 +249,7 @@
           <w:b w:val="0"/>
           <w:sz w:val="21"/>
         </w:rPr>
-        <w:t>1985년 제27회 그래미 어워드에서 대망의 '올해의 앨범상(Album of the Year)'과 '올해의 프로듀서상'을 거머쥐며 대중성과 음악성을 동시에 공인받았습니다.</w:t>
+        <w:t>1985년 제27회 그래미 어워드(Grammy Awards)에서 최고 영예인 '올해의 앨범상(Album of the Year)'과 '올해의 프로듀서상'을 동시에 거머쥐며 대중성과 예술성을 완벽히 공인받았습니다.</w:t>
       </w:r>
     </w:p>
     <w:p>
@@ -275,7 +294,7 @@
           <w:b w:val="0"/>
           <w:sz w:val="21"/>
         </w:rPr>
-        <w:t>미국 (USA)</w:t>
+        <w:t>미국 (United States)</w:t>
       </w:r>
     </w:p>
     <w:p>
@@ -306,7 +325,7 @@
           <w:b w:val="0"/>
           <w:sz w:val="21"/>
         </w:rPr>
-        <w:t>1949년 6월 20일 출생</w:t>
+        <w:t>1949년 6월 20일 ~ 현재</w:t>
       </w:r>
     </w:p>
     <w:p>
@@ -337,7 +356,7 @@
           <w:b w:val="0"/>
           <w:sz w:val="21"/>
         </w:rPr>
-        <w:t>솔로 (전 Commodores 멤버)</w:t>
+        <w:t>솔로 (전 코모도스 / Commodores 리드 보컬 및 색소포니스트)</w:t>
       </w:r>
     </w:p>
     <w:p>
@@ -368,7 +387,7 @@
           <w:b w:val="0"/>
           <w:sz w:val="21"/>
         </w:rPr>
-        <w:t>라이오넬 리치는 전설적인 소울 훵크 밴드 코모도스의 리드 보컬이자 작곡가로 출발하여 탁월한 멜로디 메이킹 능력을 인정받은 대가입니다. 솔로 전향 후에는 팝과 R&amp;B, 컨트리를 아우르는 유려한 크로스오버 발라드로 1980년대를 지배한 보컬리스트이자 작곡가로서 팝 음악사에 거대한 발자취를 남겼습니다.</w:t>
+        <w:t>소울과 훵크의 명가 코모도스를 거쳐 1980년대 팝 음악의 황금기를 주도한 전설적인 싱어송라이터이자 프로듀서입니다. 특유의 호소력 짙고 벨벳처럼 감미로운 음색, 그리고 세대를 관통하는 천재적인 멜로디 메이킹 능력으로 대중음악사에 굵직한 족적을 남긴 거장입니다.</w:t>
       </w:r>
     </w:p>
     <w:p>
@@ -413,7 +432,7 @@
           <w:b w:val="0"/>
           <w:sz w:val="21"/>
         </w:rPr>
-        <w:t>마이클 잭슨의 《Thriller》, 프린스의 《Purple Rain》과 더불어 1980년대 흑인 아티스트가 팝 음악계의 패권을 장악했음을 증명한 중대한 음악사적 이정표입니다. 수록된 8곡 중 무려 5곡이 빌보드 싱글 차트 톱 10에 진입하는 무결점의 구성을 보여주었으며, R&amp;B와 팝, 록, 월드뮤직의 요소를 한 치의 오차도 없이 직조해 낸 80년대 팝 프로듀싱의 절대적 교과서로 평가받습니다.</w:t>
+        <w:t>마이클 잭슨의 『Thriller』, 프린스의 『Purple Rain』과 더불어 1980년대 블랙 뮤직이 주류 팝 시장의 정점에 도달했음을 보여준 3대 명반 중 하나입니다. 수록된 5곡의 싱글이 모두 빌보드 핫 100 톱 10에 진입하는 경이적인 기록을 남기며 대중 팝 음악의 가장 완벽한 스탠더드를 정립한 걸작으로 평가받습니다.</w:t>
       </w:r>
     </w:p>
     <w:p>
@@ -444,7 +463,7 @@
           <w:b w:val="0"/>
           <w:sz w:val="21"/>
         </w:rPr>
-        <w:t>MTV의 태동과 함께 시각과 청각이 결합하던 1980년대 초반, 이 앨범은 전 세계 젊은이들의 라디오와 카세트 플레이어, 그리고 밤거리의 축제를 가득 채웠습니다. 화려하고 역동적인 도시의 불빛 이면에 깃든 고독과 낭만, 사랑의 고백을 따스하게 어루만지며 당시 청춘들의 보편적 감수성을 대변해 준 정서적 안식처였습니다.</w:t>
+        <w:t>MTV의 개국과 경제적 번영이 교차하던 1980년대, 이 음반은 청춘들의 거실과 라디오 주파수를 가득 채웠던 낭만적 감성의 상징이었습니다. 전 세계의 젊은이들이 축제의 밤에는 "All Night Long"에 맞춰 춤추고, 깊어가는 밤에는 "Hello"의 애절한 음성에 기대어 사랑을 고백하던 찬란한 시대의 공기가 고스란히 각인되어 있습니다.</w:t>
       </w:r>
     </w:p>
     <w:p>
@@ -489,7 +508,130 @@
           <w:b w:val="0"/>
           <w:sz w:val="21"/>
         </w:rPr>
-        <w:t>애절한 피아노 선율과 호소력 짙은 보컬이 심장을 파고드는 불후의 러브 테마 'Hello', 카리브해의 흥겨운 리듬과 생명력 넘치는 축제의 에너지를 담아낸 'All Night Long (All Night)', 컨트리 풍의 포근함으로 마음을 무장해제시키는 'Stuck on You', 도회적인 록 비트와 세련된 편곡이 돋보이는 'Running with the Night' 등 전 곡이 각기 다른 색채의 서정성과 에너지를 발산합니다.</w:t>
+      </w:r>
+    </w:p>
+    <w:p>
+      <w:pPr>
+        <w:spacing w:line="324" w:lineRule="auto" w:after="80"/>
+      </w:pPr>
+      <w:r>
+        <w:rPr w:rFonts="맑은 고딕">
+          <w:rFonts w:ascii="맑은 고딕" w:hAnsi="맑은 고딕" w:eastAsia="맑은 고딕"/>
+          <w:b w:val="0"/>
+          <w:color w:val="6B7280"/>
+          <w:sz w:val="21"/>
+        </w:rPr>
+        <w:t xml:space="preserve">· </w:t>
+      </w:r>
+      <w:r>
+        <w:rPr w:rFonts="맑은 고딕">
+          <w:rFonts w:ascii="맑은 고딕" w:hAnsi="맑은 고딕" w:eastAsia="맑은 고딕"/>
+          <w:b/>
+          <w:color w:val="1F2937"/>
+          <w:sz w:val="21"/>
+        </w:rPr>
+        <w:t xml:space="preserve">"All Night Long (All Night)": </w:t>
+      </w:r>
+      <w:r>
+        <w:rPr w:rFonts="맑은 고딕">
+          <w:rFonts w:ascii="맑은 고딕" w:hAnsi="맑은 고딕" w:eastAsia="맑은 고딕"/>
+          <w:b w:val="0"/>
+          <w:sz w:val="21"/>
+        </w:rPr>
+        <w:t>아프리카와 카리브해의 리듬을 접목하여 국경과 인종을 초월한 환희와 연대의 에너지를 선사하는 불멸의 업템포 앤섬.</w:t>
+      </w:r>
+    </w:p>
+    <w:p>
+      <w:pPr>
+        <w:spacing w:line="324" w:lineRule="auto" w:after="80"/>
+      </w:pPr>
+      <w:r>
+        <w:rPr w:rFonts="맑은 고딕">
+          <w:rFonts w:ascii="맑은 고딕" w:hAnsi="맑은 고딕" w:eastAsia="맑은 고딕"/>
+          <w:b w:val="0"/>
+          <w:color w:val="6B7280"/>
+          <w:sz w:val="21"/>
+        </w:rPr>
+        <w:t xml:space="preserve">· </w:t>
+      </w:r>
+      <w:r>
+        <w:rPr w:rFonts="맑은 고딕">
+          <w:rFonts w:ascii="맑은 고딕" w:hAnsi="맑은 고딕" w:eastAsia="맑은 고딕"/>
+          <w:b/>
+          <w:color w:val="1F2937"/>
+          <w:sz w:val="21"/>
+        </w:rPr>
+        <w:t xml:space="preserve">"Hello": </w:t>
+      </w:r>
+      <w:r>
+        <w:rPr w:rFonts="맑은 고딕">
+          <w:rFonts w:ascii="맑은 고딕" w:hAnsi="맑은 고딕" w:eastAsia="맑은 고딕"/>
+          <w:b w:val="0"/>
+          <w:sz w:val="21"/>
+        </w:rPr>
+        <w:t>미니멀한 피아노 타건과 극적인 현악 오케스트레이션, 그리고 리치의 절절한 보컬이 영혼을 뒤흔드는 궁극의 팝 발라드.</w:t>
+      </w:r>
+    </w:p>
+    <w:p>
+      <w:pPr>
+        <w:spacing w:line="324" w:lineRule="auto" w:after="80"/>
+      </w:pPr>
+      <w:r>
+        <w:rPr w:rFonts="맑은 고딕">
+          <w:rFonts w:ascii="맑은 고딕" w:hAnsi="맑은 고딕" w:eastAsia="맑은 고딕"/>
+          <w:b w:val="0"/>
+          <w:color w:val="6B7280"/>
+          <w:sz w:val="21"/>
+        </w:rPr>
+        <w:t xml:space="preserve">· </w:t>
+      </w:r>
+      <w:r>
+        <w:rPr w:rFonts="맑은 고딕">
+          <w:rFonts w:ascii="맑은 고딕" w:hAnsi="맑은 고딕" w:eastAsia="맑은 고딕"/>
+          <w:b/>
+          <w:color w:val="1F2937"/>
+          <w:sz w:val="21"/>
+        </w:rPr>
+        <w:t xml:space="preserve">"Running with the Night": </w:t>
+      </w:r>
+      <w:r>
+        <w:rPr w:rFonts="맑은 고딕">
+          <w:rFonts w:ascii="맑은 고딕" w:hAnsi="맑은 고딕" w:eastAsia="맑은 고딕"/>
+          <w:b w:val="0"/>
+          <w:sz w:val="21"/>
+        </w:rPr>
+        <w:t>록 밴드 토토(Toto)의 스티브 루카서(Steve Lukather)가 선보이는 날렵한 일렉트릭 기타 솔로와 긴장감 넘치는 비트가 돋보이는 팝 록 넘버.</w:t>
+      </w:r>
+    </w:p>
+    <w:p>
+      <w:pPr>
+        <w:spacing w:line="324" w:lineRule="auto" w:after="80"/>
+      </w:pPr>
+      <w:r>
+        <w:rPr w:rFonts="맑은 고딕">
+          <w:rFonts w:ascii="맑은 고딕" w:hAnsi="맑은 고딕" w:eastAsia="맑은 고딕"/>
+          <w:b w:val="0"/>
+          <w:color w:val="6B7280"/>
+          <w:sz w:val="21"/>
+        </w:rPr>
+        <w:t xml:space="preserve">· </w:t>
+      </w:r>
+      <w:r>
+        <w:rPr w:rFonts="맑은 고딕">
+          <w:rFonts w:ascii="맑은 고딕" w:hAnsi="맑은 고딕" w:eastAsia="맑은 고딕"/>
+          <w:b/>
+          <w:color w:val="1F2937"/>
+          <w:sz w:val="21"/>
+        </w:rPr>
+        <w:t xml:space="preserve">"Penny Lover" &amp; "Stuck on You": </w:t>
+      </w:r>
+      <w:r>
+        <w:rPr w:rFonts="맑은 고딕">
+          <w:rFonts w:ascii="맑은 고딕" w:hAnsi="맑은 고딕" w:eastAsia="맑은 고딕"/>
+          <w:b w:val="0"/>
+          <w:sz w:val="21"/>
+        </w:rPr>
+        <w:t>담백한 어쿠스틱 악기 편성과 감미로운 하모니로 포근한 아날로그 정서를 들려주는 서정적 명곡들.</w:t>
       </w:r>
     </w:p>
     <w:p>
@@ -520,7 +662,7 @@
           <w:b w:val="0"/>
           <w:sz w:val="21"/>
         </w:rPr>
-        <w:t>당시 아날로그 마스터링 기술의 정점을 보여주는 LP로, 두툼한 베이스 라인과 섬세하게 분리된 어쿠스틱 악기들의 결이 일품입니다. 진공관 앰프의 온기 어린 배음과 턴테이블 카트리지가 긁어내는 미세한 질감을 통해 들을 때, 'Hello' 도입부의 피아노 터치와 라이오넬 리치의 감미로운 숨결이 리스닝 룸 가득 입체적으로 피어오르는 경험을 선사합니다.</w:t>
+        <w:t>1980년대 초창기 아날로그 멀티트랙 레코딩의 정수를 담고 있는 바이닐로, 턴테이블의 바늘이 소리골을 탈 때 피어오르는 중저역의 두터운 질감이 일품입니다. 진공관 앰프를 통해 감상할 때 리치의 보컬은 벨벳처럼 부드러운 온기를 띠며, 어쿠스틱 피아노와 베이스의 울림이 청음 공간을 밀도 높게 채워주는 감동을 만끽할 수 있습니다.</w:t>
       </w:r>
     </w:p>
     <w:p>
@@ -551,7 +693,7 @@
           <w:b w:val="0"/>
           <w:sz w:val="21"/>
         </w:rPr>
-        <w:t>80년대 팝 음악의 정수가 응축된 완성도 높은 마스터피스이자, 모타운 사운드의 현대적 진화를 확인할 수 있는 필수 수록반입니다. 시대를 불문하고 누구나 공감할 수 있는 멜로디의 미학을 지닌 앨범으로, 아날로그의 질감으로 그 시절의 낭만을 영구히 소유하고자 하는 오디오파일과 LP 컬렉터에게 대체 불가능한 소장 가치를 지닙니다.</w:t>
+        <w:t>대중음악사에서 가장 찬란했던 시절을 대표하는 마스터피스로서, 탁월한 음향 밸런스와 음악적 완성도를 두루 갖추어 정통 LP 컬렉터라면 반드시 소장해야 할 필청 음반입니다.</w:t>
       </w:r>
     </w:p>
     <w:p>
@@ -565,7 +707,7 @@
           <w:color w:val="4338CA"/>
           <w:sz w:val="21"/>
         </w:rPr>
-        <w:t>이 음반을 통해 아날로그의 따스한 결을 타고 흐르는 80년대 팝의 눈부신 황금기와 라이오넬 리치의 온기 어린 멜로디가 전해주는 감동을 다시 한번 경험해 보시는 것은 어떨까요?</w:t>
+        <w:t>이 음반을 통해 1980년대 찬란했던 아날로그 팝의 황금기가 전해주는 감동을 다시 한번 경험해 보시는 것은 어떨까요?</w:t>
       </w:r>
     </w:p>
     <w:sectPr>
